--- a/files/docx/full_resume_ua.docx
+++ b/files/docx/full_resume_ua.docx
@@ -63,7 +63,37 @@
           <w:vertAlign w:val="baseline"/>
           <w:rtl w:val="0"/>
         </w:rPr>
-        <w:t xml:space="preserve"> PHP (Скорочене резюме)</w:t>
+        <w:t xml:space="preserve"> PHP (</w:t>
+      </w:r>
+      <w:r>
+        <w:rPr>
+          <w:rFonts w:ascii="Tahoma" w:cs="Tahoma" w:eastAsia="Tahoma" w:hAnsi="Tahoma"/>
+          <w:b w:val="1"/>
+          <w:bCs w:val="1"/>
+          <w:sz w:val="28"/>
+          <w:szCs w:val="28"/>
+          <w:rtl w:val="0"/>
+        </w:rPr>
+        <w:t xml:space="preserve">Повне</w:t>
+      </w:r>
+      <w:r>
+        <w:rPr>
+          <w:rFonts w:ascii="Tahoma" w:cs="Tahoma" w:eastAsia="Tahoma" w:hAnsi="Tahoma"/>
+          <w:b w:val="1"/>
+          <w:bCs w:val="1"/>
+          <w:i w:val="0"/>
+          <w:iCs w:val="0"/>
+          <w:smallCaps w:val="0"/>
+          <w:strike w:val="0"/>
+          <w:color w:val="000000"/>
+          <w:sz w:val="28"/>
+          <w:szCs w:val="28"/>
+          <w:u w:val="none"/>
+          <w:shd w:fill="auto" w:val="clear"/>
+          <w:vertAlign w:val="baseline"/>
+          <w:rtl w:val="0"/>
+        </w:rPr>
+        <w:t xml:space="preserve"> резюме)</w:t>
       </w:r>
     </w:p>
     <w:p>
@@ -2758,10 +2788,12 @@
     <w:p>
       <w:pPr>
         <w:widowControl w:val="0"/>
-        <w:spacing w:after="420" w:before="180" w:lineRule="auto"/>
+        <w:spacing w:after="240" w:before="180" w:lineRule="auto"/>
         <w:ind w:left="720" w:firstLine="0"/>
         <w:rPr>
           <w:rFonts w:ascii="Arial" w:cs="Arial" w:eastAsia="Arial" w:hAnsi="Arial"/>
+          <w:b w:val="1"/>
+          <w:bCs w:val="1"/>
           <w:sz w:val="24"/>
           <w:szCs w:val="24"/>
         </w:rPr>
@@ -2873,7 +2905,7 @@
           <w:szCs w:val="24"/>
           <w:rtl w:val="0"/>
         </w:rPr>
-        <w:t xml:space="preserve">PHP 7.x/8.x, Yii2, MySQL, REST API, JavaScript, AJAX, HTML5, CSS3, Node.js, Express.js, Socket.IO, React Native, Git, Nginx, Apache</w:t>
+        <w:t xml:space="preserve">PHP 7.x, Yii2, MySQL, REST API, JavaScript, AJAX, HTML5, CSS3, Node.js, Express.js, Socket.IO, React Native, Git, Nginx, Apache</w:t>
       </w:r>
     </w:p>
     <w:p>
@@ -3146,7 +3178,7 @@
           <w:szCs w:val="24"/>
           <w:rtl w:val="0"/>
         </w:rPr>
-        <w:t xml:space="preserve">PHP 7.x/8.x, Yii2, Node.js, Express.js, MySQL, REST API, JavaScript (ES6+), AJAX, HTML5, CSS3, Socket.IO, Firebase, Git, Nginx, Apache</w:t>
+        <w:t xml:space="preserve">PHP 7.x, Yii2, Node.js, Express.js, MySQL, REST API, JavaScript (ES6+), AJAX, HTML5, CSS3, Socket.IO, Firebase, Git, Nginx, Apache</w:t>
       </w:r>
     </w:p>
     <w:p>
@@ -3509,33 +3541,6 @@
           <w:rtl w:val="0"/>
         </w:rPr>
         <w:t xml:space="preserve">Виконував розробку та підтримку сайтів для компаній DS Origami, Cofedgio, Irish Pub, Fitness Mania, Mila Nitich, Stop Transit, Donich та інших.</w:t>
-      </w:r>
-    </w:p>
-    <w:p>
-      <w:pPr>
-        <w:keepNext w:val="0"/>
-        <w:keepLines w:val="0"/>
-        <w:pageBreakBefore w:val="0"/>
-        <w:widowControl w:val="0"/>
-        <w:pBdr>
-          <w:top w:space="0" w:sz="0" w:val="nil"/>
-          <w:left w:space="0" w:sz="0" w:val="nil"/>
-          <w:bottom w:space="0" w:sz="0" w:val="nil"/>
-          <w:right w:space="0" w:sz="0" w:val="nil"/>
-          <w:between w:space="0" w:sz="0" w:val="nil"/>
-        </w:pBdr>
-        <w:shd w:fill="auto" w:val="clear"/>
-        <w:spacing w:after="0" w:before="0" w:line="240" w:lineRule="auto"/>
-        <w:ind w:left="0" w:right="0" w:firstLine="0"/>
-        <w:jc w:val="left"/>
-        <w:rPr>
-          <w:rFonts w:ascii="Tahoma" w:cs="Tahoma" w:eastAsia="Tahoma" w:hAnsi="Tahoma"/>
-        </w:rPr>
-      </w:pPr>
-      <w:r>
-        <w:rPr>
-          <w:rtl w:val="0"/>
-        </w:rPr>
       </w:r>
     </w:p>
     <w:p>
